--- a/ARGUMENTAIRE_COMMERCIAL.docx
+++ b/ARGUMENTAIRE_COMMERCIAL.docx
@@ -1789,7 +1789,7 @@
         <w:t xml:space="preserve">Contact : </w:t>
       </w:r>
       <w:r>
-        <w:t xml:space="preserve">[votre nom / téléphone / e-mail]</w:t>
+        <w:t xml:space="preserve">Samuel · 034 21 890 51 · hariniainasamuelandrianirina@gmail.com</w:t>
       </w:r>
     </w:p>
     <w:p>
